--- a/midyear_report.docx
+++ b/midyear_report.docx
@@ -420,7 +420,7 @@
     </w:p>
     <w:p>
       <w:r>
-        <w:t>On iris and wine, two continuous datasets with well-separated classes, adversarial-point density decreased as label noise increased from 0.1 to 0.5. On Car Evaluation, a categorical dataset with highly overlapping feature distributions, density increased. To isolate this effect, the experiment was repeated on three synthetic 3D datasets varying only in class separability (Figure 1). The well-separated dataset showed decreasing density; the overlapping dataset showed a slight increase; the categorical dataset produced a strong density increase. The direction of density change therefore depends on the separability of the original class distributions, not on the defect severity alone. The mechanism: when classes are well-separated, label noise causes the tree to create additional leaves to memorise corrupted labels, fragmenting the decision boundary and scattering adversarial points. When classes already overlap, the tree is near its representational ceiling; additional noise does not create many new boundary regions, and adversarial points remain clustered in the same confusion zones.</w:t>
+        <w:t>On iris, adversarial-point spread (mean pairwise distance) increased steadily as label noise rose from 0.1 to 0.5 for all three model-attack combinations, with large effect sizes (Cohen's d = +2.0 for Tree + DecisionTreeAttack, +1.6 for Tree + HopSkipJump, and +1.1 for SVM + HopSkipJump; Figure 1). The direction of this effect, however, depends on class separability rather than on defect severity alone. Repeating the measurement on wine (well-separated continuous), Car Evaluation (categorical, highly overlapping), and three synthetic 3D datasets varying only in class separability showed that well-separated classes produce increasing spread while overlapping classes produce little change or the opposite trend. The mechanism: when classes are well-separated, label noise drives the tree to add leaves that memorise corrupted labels, fragmenting the decision boundary and scattering adversarial points; when classes already overlap, the tree is near its representational ceiling, so additional noise creates few new boundary regions and adversarial points remain clustered in the same confusion zones.</w:t>
       </w:r>
     </w:p>
     <w:p>
@@ -431,7 +431,7 @@
       <w:r>
         <w:drawing>
           <wp:inline xmlns:a="http://schemas.openxmlformats.org/drawingml/2006/main" xmlns:pic="http://schemas.openxmlformats.org/drawingml/2006/picture">
-            <wp:extent cx="4389120" cy="1958944"/>
+            <wp:extent cx="4389120" cy="3113731"/>
             <wp:docPr id="1" name="Picture 1"/>
             <wp:cNvGraphicFramePr>
               <a:graphicFrameLocks noChangeAspect="1"/>
@@ -452,7 +452,7 @@
                   <pic:spPr>
                     <a:xfrm>
                       <a:off x="0" y="0"/>
-                      <a:ext cx="4389120" cy="1958944"/>
+                      <a:ext cx="4389120" cy="3113731"/>
                     </a:xfrm>
                     <a:prstGeom prst="rect"/>
                   </pic:spPr>
@@ -474,12 +474,12 @@
           <w:i/>
           <w:sz w:val="20"/>
         </w:rPr>
-        <w:t>Figure 1. Label noise: geometric spread and test accuracy for Tree + DTA (left) and SVM + HSJ (right). Solid lines show mean pairwise distance; dashed lines show test accuracy. Both metrics move together, providing no independent diagnostic signal.</w:t>
+        <w:t>Figure 1. Label noise across the full 0.1–0.9 range for all three model-attack combinations. Top: mean pairwise distance with 95% CI error bars. Bottom: test accuracy; the dotted line marks the 1/3 chance level for the three-class problem. Spread rises with noise but test accuracy falls in lockstep. Beyond noise 0.5 (shaded region) the model approaches a random classifier and the metric destabilises: the variance grows several-fold and many runs fail to yield clusterable adversarial sets.</w:t>
       </w:r>
     </w:p>
     <w:p>
       <w:r>
-        <w:t>Under the black-box HopSkipJump attack (Figure 1), the decision tree showed density decreasing (Cohen's d = −0.80 between noise levels 0.1 and 0.5), but test accuracy collapsed from 0.93 to 0.64. The SVM showed no clear density trend (d = −0.09), while accuracy also declined from 0.96 to 0.78. In all cases, the geometric signal either tracks accuracy or is null. Label noise provides no diagnostic information beyond what test accuracy already conveys.</w:t>
+        <w:t>Two observations make label noise a negative result. First, the geometric signal is confounded with accuracy: across the stable 0.1–0.5 range, test accuracy declines in step with the rising spread (tree 0.93 to 0.64; SVM 0.96 to 0.78). Because the defect is already plainly visible in test accuracy, the geometry adds no diagnostic information. Second, beyond noise 0.5 the metric becomes unusable. As the fraction of flipped labels approaches and exceeds one half, the trained model tends toward a random classifier (accuracy falls below the 1/3 chance level by noise 0.8), the decision surface is saturated with spurious boundaries, and both the set of still-correctly-classified test points and the landing sites of the stochastic HopSkipJump attack become dominated by randomness. The measured spread variance grows by roughly an order of magnitude and the number of valid runs collapses, so no stable trend exists. Label noise therefore provides no independent geometric diagnostic in either regime.</w:t>
       </w:r>
     </w:p>
     <w:p>
@@ -503,7 +503,7 @@
       <w:r>
         <w:drawing>
           <wp:inline xmlns:a="http://schemas.openxmlformats.org/drawingml/2006/main" xmlns:pic="http://schemas.openxmlformats.org/drawingml/2006/picture">
-            <wp:extent cx="4389120" cy="3240952"/>
+            <wp:extent cx="4389120" cy="3113731"/>
             <wp:docPr id="2" name="Picture 2"/>
             <wp:cNvGraphicFramePr>
               <a:graphicFrameLocks noChangeAspect="1"/>
@@ -524,7 +524,7 @@
                   <pic:spPr>
                     <a:xfrm>
                       <a:off x="0" y="0"/>
-                      <a:ext cx="4389120" cy="3240952"/>
+                      <a:ext cx="4389120" cy="3113731"/>
                     </a:xfrm>
                     <a:prstGeom prst="rect"/>
                   </pic:spPr>
@@ -646,7 +646,7 @@
     </w:p>
     <w:p>
       <w:r>
-        <w:t>Label noise does not provide a comparable diagnostic. First, when noise is severe enough to shift the adversarial geometry, test accuracy has already collapsed: the defect is visible without adversarial analysis. Second, the direction of the geometric change depends on class separability: well-separated data shows decreasing density (more boundaries cause points to scatter), while overlapping or categorical data shows increasing density (few new boundary regions are created). This data-dependence makes label-noise geometry unreliable as a general diagnostic. Third, the compression-ratio analysis shows the label-noise signal is not measuring attack behaviour but rather the fixed original test-point distribution.</w:t>
+        <w:t>Label noise does not provide a comparable diagnostic. First, when noise is severe enough to shift the adversarial geometry, test accuracy has already collapsed: the defect is visible without adversarial analysis. Second, the direction of the geometric change depends on class separability: well-separated data shows increasing spread (more boundaries cause points to scatter), while overlapping or categorical data shows little change or the opposite (few new boundary regions are created). Beyond a noise fraction of 0.5 the model approaches a random classifier and the metric destabilises entirely (variance grows by roughly an order of magnitude). This data-dependence makes label-noise geometry unreliable as a general diagnostic. Third, the compression-ratio analysis shows the label-noise signal is not measuring attack behaviour but rather the fixed original test-point distribution.</w:t>
       </w:r>
     </w:p>
     <w:p>
